--- a/docs/frontier-beyond-sol.docx
+++ b/docs/frontier-beyond-sol.docx
@@ -23,7 +23,7 @@
         <w:pStyle w:val="Date"/>
       </w:pPr>
       <w:r>
-        <w:t xml:space="preserve">2026-06-04</w:t>
+        <w:t xml:space="preserve">2026-06-06</w:t>
       </w:r>
     </w:p>
     <w:sdt>

--- a/docs/frontier-beyond-sol.docx
+++ b/docs/frontier-beyond-sol.docx
@@ -23,7 +23,7 @@
         <w:pStyle w:val="Date"/>
       </w:pPr>
       <w:r>
-        <w:t xml:space="preserve">2026-06-06</w:t>
+        <w:t xml:space="preserve">2026-06-07</w:t>
       </w:r>
     </w:p>
     <w:sdt>
@@ -5274,7 +5274,7 @@
         <w:pStyle w:val="BodyText"/>
       </w:pPr>
       <w:r>
-        <w:t xml:space="preserve">The tools below work as a cycle: The Loop tells you when to roll and how to read outcomes; the Risk Oracle gauges how much control you have before you act; the Question Oracle resolves anything off-screen or outside your character’s direct influence; and Sparks give you a prompt when you need a new direction.</w:t>
+        <w:t xml:space="preserve">The tools below work as a cycle: The Loop tells you when to roll and how to read outcomes; the Situation Roll gauges how much control you have before you act; the Question Oracle resolves anything off-screen or outside your character’s direct influence; and Sparks give you a prompt when you need a new direction.</w:t>
       </w:r>
     </w:p>
     <w:bookmarkStart w:id="37" w:name="the-loop"/>

--- a/docs/frontier-beyond-sol.docx
+++ b/docs/frontier-beyond-sol.docx
@@ -23,7 +23,7 @@
         <w:pStyle w:val="Date"/>
       </w:pPr>
       <w:r>
-        <w:t xml:space="preserve">2026-06-07</w:t>
+        <w:t xml:space="preserve">2026-06-09</w:t>
       </w:r>
     </w:p>
     <w:sdt>
@@ -15139,6 +15139,14 @@
       </w:pPr>
       <w:r>
         <w:t xml:space="preserve">Major Factions</w:t>
+      </w:r>
+    </w:p>
+    <w:p>
+      <w:pPr>
+        <w:pStyle w:val="FirstParagraph"/>
+      </w:pPr>
+      <w:r>
+        <w:t xml:space="preserve">By 2400, the political landscape of the Sol Union is defined less by national governments than by ideological blocs competing over the direction of human civilization. These factions cut across planetary and system lines, drawing members from every corner of inhabited space. They shape policy debates in the Union Assembly, fund expeditions, back corporations, and sometimes pursue their agendas through less official means. Most people hold sympathies with at least one, and the tensions between them are a constant source of conflict, opportunity, and intrigue.</w:t>
       </w:r>
     </w:p>
     <w:bookmarkStart w:id="119" w:name="stellar-conservatives"/>

--- a/docs/frontier-beyond-sol.docx
+++ b/docs/frontier-beyond-sol.docx
@@ -23,7 +23,7 @@
         <w:pStyle w:val="Date"/>
       </w:pPr>
       <w:r>
-        <w:t xml:space="preserve">2026-06-09</w:t>
+        <w:t xml:space="preserve">2026-06-24</w:t>
       </w:r>
     </w:p>
     <w:sdt>

--- a/docs/frontier-beyond-sol.docx
+++ b/docs/frontier-beyond-sol.docx
@@ -23,7 +23,7 @@
         <w:pStyle w:val="Date"/>
       </w:pPr>
       <w:r>
-        <w:t xml:space="preserve">2026-06-24</w:t>
+        <w:t xml:space="preserve">2026-07-31</w:t>
       </w:r>
     </w:p>
     <w:sdt>
